--- a/src/Angebot.docx
+++ b/src/Angebot.docx
@@ -701,7 +701,7 @@
       <w:tblGrid>
         <w:gridCol w:w="428"/>
         <w:gridCol w:w="789"/>
-        <w:gridCol w:w="6332"/>
+        <w:gridCol w:w="6331"/>
         <w:gridCol w:w="1415"/>
         <w:gridCol w:w="1072"/>
       </w:tblGrid>
@@ -729,9 +729,9 @@
             <w:pPr>
               <w:pBdr/>
               <w:pStyle w:val="normal1"/>
-              <w:spacing w:before="0" w:after="0"/>
+              <w:spacing w:before="24" w:beforeAutospacing="false" w:after="24" w:afterAutospacing="false" w:line="240" w:lineRule="auto"/>
               <w:ind/>
-              <w:jc w:val="left"/>
+              <w:jc w:val="center"/>
               <w:rPr>
                 <w:rFonts w:ascii="Calibri" w:eastAsia="Calibri" w:hAnsi="Calibri" w:cs="Calibri"/>
                 <w:sz w:val="22"/>
@@ -760,9 +760,9 @@
             <w:pPr>
               <w:pBdr/>
               <w:pStyle w:val="normal1"/>
-              <w:spacing w:before="0" w:after="0"/>
+              <w:spacing w:before="24" w:beforeAutospacing="false" w:after="24" w:afterAutospacing="false" w:line="240" w:lineRule="auto"/>
               <w:ind/>
-              <w:jc w:val="left"/>
+              <w:jc w:val="center"/>
               <w:rPr>
                 <w:rFonts w:ascii="Calibri" w:eastAsia="Calibri" w:hAnsi="Calibri" w:cs="Calibri"/>
                 <w:sz w:val="22"/>
@@ -791,9 +791,9 @@
             <w:pPr>
               <w:pBdr/>
               <w:pStyle w:val="normal1"/>
-              <w:spacing w:before="0" w:after="0" w:line="278" w:lineRule="auto"/>
+              <w:spacing w:before="24" w:beforeAutospacing="false" w:after="24" w:afterAutospacing="false" w:line="240" w:lineRule="auto"/>
               <w:ind w:right="314"/>
-              <w:jc w:val="left"/>
+              <w:jc w:val="both"/>
               <w:rPr>
                 <w:color w:val="000000"/>
               </w:rPr>
@@ -820,9 +820,9 @@
             <w:pPr>
               <w:pBdr/>
               <w:pStyle w:val="normal1"/>
-              <w:spacing w:before="0" w:beforeAutospacing="false" w:after="0" w:afterAutospacing="false" w:line="240" w:lineRule="auto"/>
+              <w:spacing w:before="24" w:beforeAutospacing="false" w:after="24" w:afterAutospacing="false" w:line="240" w:lineRule="auto"/>
               <w:ind w:left="0" w:right="0"/>
-              <w:jc w:val="center"/>
+              <w:jc w:val="both"/>
               <w:rPr>
                 <w:color w:val="000000"/>
               </w:rPr>
@@ -849,9 +849,9 @@
             <w:pPr>
               <w:pBdr/>
               <w:pStyle w:val="normal1"/>
-              <w:spacing w:before="0" w:beforeAutospacing="false" w:after="0" w:afterAutospacing="false" w:line="278" w:lineRule="auto"/>
+              <w:spacing w:before="24" w:beforeAutospacing="false" w:after="24" w:afterAutospacing="false" w:line="240" w:lineRule="auto"/>
               <w:ind w:left="0" w:right="0"/>
-              <w:jc w:val="center"/>
+              <w:jc w:val="both"/>
               <w:rPr>
                 <w:color w:val="000000"/>
               </w:rPr>
@@ -891,10 +891,10 @@
               <w:right w:w="0" w:type="dxa"/>
             </w:tcMar>
             <w:tcBorders>
-              <w:top w:val="single" w:color="000000" w:sz="8" w:space="0"/>
-              <w:left w:val="single" w:color="000000" w:sz="8" w:space="0"/>
-              <w:bottom w:val="single" w:color="000000" w:sz="8" w:space="0"/>
-              <w:right w:val="single" w:color="000000" w:sz="8" w:space="0"/>
+              <w:top w:val="nil"/>
+              <w:left w:val="nil"/>
+              <w:bottom w:val="nil"/>
+              <w:right w:val="nil"/>
             </w:tcBorders>
             <w:shd w:fill="FFFFFF" w:color="auto" w:val="clear"/>
             <w:vAlign w:val="top"/>
@@ -903,7 +903,7 @@
             <w:pPr>
               <w:pBdr/>
               <w:pStyle w:val="normal1"/>
-              <w:spacing w:before="40" w:beforeAutospacing="false" w:after="0" w:afterAutospacing="false" w:line="278" w:lineRule="auto"/>
+              <w:spacing w:before="40" w:beforeAutospacing="false" w:after="0" w:afterAutospacing="false" w:line="240" w:lineRule="auto"/>
               <w:ind w:right="0"/>
               <w:jc w:val="center"/>
               <w:rPr>
@@ -933,10 +933,10 @@
               <w:right w:w="0" w:type="dxa"/>
             </w:tcMar>
             <w:tcBorders>
-              <w:top w:val="single" w:color="000000" w:sz="8" w:space="0"/>
-              <w:left w:val="single" w:color="000000" w:sz="8" w:space="0"/>
-              <w:bottom w:val="single" w:color="000000" w:sz="8" w:space="0"/>
-              <w:right w:val="single" w:color="000000" w:sz="8" w:space="0"/>
+              <w:top w:val="nil"/>
+              <w:left w:val="nil"/>
+              <w:bottom w:val="nil"/>
+              <w:right w:val="nil"/>
             </w:tcBorders>
             <w:shd w:fill="FFFFFF" w:color="auto" w:val="clear"/>
             <w:vAlign w:val="top"/>
@@ -945,7 +945,7 @@
             <w:pPr>
               <w:pBdr/>
               <w:pStyle w:val="normal1"/>
-              <w:spacing w:before="40" w:beforeAutospacing="false" w:after="0" w:afterAutospacing="false" w:line="278" w:lineRule="auto"/>
+              <w:spacing w:before="40" w:beforeAutospacing="false" w:after="0" w:afterAutospacing="false" w:line="240" w:lineRule="auto"/>
               <w:ind w:right="0"/>
               <w:jc w:val="center"/>
               <w:rPr>
@@ -975,10 +975,10 @@
               <w:right w:w="0" w:type="dxa"/>
             </w:tcMar>
             <w:tcBorders>
-              <w:top w:val="single" w:color="000000" w:sz="8" w:space="0"/>
-              <w:left w:val="single" w:color="000000" w:sz="8" w:space="0"/>
-              <w:bottom w:val="single" w:color="000000" w:sz="8" w:space="0"/>
-              <w:right w:val="single" w:color="000000" w:sz="8" w:space="0"/>
+              <w:top w:val="nil"/>
+              <w:left w:val="nil"/>
+              <w:bottom w:val="nil"/>
+              <w:right w:val="nil"/>
             </w:tcBorders>
             <w:shd w:fill="FFFFFF" w:color="auto" w:val="clear"/>
             <w:vAlign w:val="top"/>
@@ -987,11 +987,12 @@
             <w:pPr>
               <w:pBdr/>
               <w:pStyle w:val="normal1"/>
-              <w:spacing w:before="40" w:beforeAutospacing="false" w:after="0" w:afterAutospacing="false" w:line="278" w:lineRule="auto"/>
+              <w:spacing w:before="40" w:beforeAutospacing="false" w:after="0" w:afterAutospacing="false" w:line="240" w:lineRule="auto"/>
               <w:ind w:right="0"/>
-              <w:jc w:val="left"/>
-              <w:rPr>
-                <w:color w:val="000000"/>
+              <w:jc w:val="both"/>
+              <w:rPr>
+                <w:color w:val="000000"/>
+                <w:sz w:val="18"/>
               </w:rPr>
             </w:pPr>
             <w:r>
@@ -999,7 +1000,7 @@
                 <w:rFonts w:ascii="arial" w:eastAsia="arial" w:hAnsi="arial" w:cs="arial"/>
                 <w:b/>
                 <w:color w:val="000000"/>
-                <w:sz w:val="20"/>
+                <w:sz w:val="18"/>
                 <w:szCs w:val="20"/>
               </w:rPr>
               <w:t xml:space="preserve">Auszuführende Arbeiten</w:t>
@@ -1016,10 +1017,10 @@
               <w:right w:w="0" w:type="dxa"/>
             </w:tcMar>
             <w:tcBorders>
-              <w:top w:val="single" w:color="000000" w:sz="8" w:space="0"/>
-              <w:left w:val="single" w:color="000000" w:sz="8" w:space="0"/>
-              <w:bottom w:val="single" w:color="000000" w:sz="8" w:space="0"/>
-              <w:right w:val="single" w:color="000000" w:sz="8" w:space="0"/>
+              <w:top w:val="nil"/>
+              <w:left w:val="nil"/>
+              <w:bottom w:val="nil"/>
+              <w:right w:val="nil"/>
             </w:tcBorders>
             <w:shd w:fill="FFFFFF" w:color="auto" w:val="clear"/>
             <w:vAlign w:val="top"/>
@@ -1028,9 +1029,9 @@
             <w:pPr>
               <w:pBdr/>
               <w:pStyle w:val="normal1"/>
-              <w:spacing w:before="40" w:beforeAutospacing="false" w:after="0" w:afterAutospacing="false" w:line="278" w:lineRule="auto"/>
+              <w:spacing w:before="40" w:beforeAutospacing="false" w:after="0" w:afterAutospacing="false" w:line="240" w:lineRule="auto"/>
               <w:ind w:left="0" w:right="0"/>
-              <w:jc w:val="center"/>
+              <w:jc w:val="both"/>
               <w:rPr>
                 <w:rFonts w:ascii="Arial" w:eastAsia="Arial" w:hAnsi="Arial" w:cs="Arial"/>
                 <w:color w:val="000000"/>
@@ -1057,10 +1058,10 @@
               <w:right w:w="0" w:type="dxa"/>
             </w:tcMar>
             <w:tcBorders>
-              <w:top w:val="single" w:color="000000" w:sz="8" w:space="0"/>
-              <w:left w:val="single" w:color="000000" w:sz="8" w:space="0"/>
-              <w:bottom w:val="single" w:color="000000" w:sz="8" w:space="0"/>
-              <w:right w:val="single" w:color="000000" w:sz="8" w:space="0"/>
+              <w:top w:val="nil"/>
+              <w:left w:val="nil"/>
+              <w:bottom w:val="nil"/>
+              <w:right w:val="nil"/>
             </w:tcBorders>
             <w:shd w:fill="FFFFFF" w:color="auto" w:val="clear"/>
             <w:vAlign w:val="top"/>
@@ -1069,9 +1070,9 @@
             <w:pPr>
               <w:pBdr/>
               <w:pStyle w:val="normal1"/>
-              <w:spacing w:before="40" w:beforeAutospacing="false" w:after="0" w:afterAutospacing="false" w:line="278" w:lineRule="auto"/>
+              <w:spacing w:before="40" w:beforeAutospacing="false" w:after="0" w:afterAutospacing="false" w:line="240" w:lineRule="auto"/>
               <w:ind w:left="0" w:right="0"/>
-              <w:jc w:val="center"/>
+              <w:jc w:val="both"/>
               <w:rPr>
                 <w:rFonts w:ascii="Arial" w:eastAsia="Arial" w:hAnsi="Arial" w:cs="Arial"/>
                 <w:color w:val="000000"/>
@@ -1112,10 +1113,10 @@
               <w:right w:w="56" w:type="dxa"/>
             </w:tcMar>
             <w:tcBorders>
-              <w:top w:val="single" w:color="000000" w:sz="8" w:space="0"/>
-              <w:left w:val="single" w:color="000000" w:sz="8" w:space="0"/>
-              <w:bottom w:val="single" w:color="000000" w:sz="8" w:space="0"/>
-              <w:right w:val="single" w:color="000000" w:sz="8" w:space="0"/>
+              <w:top w:val="nil"/>
+              <w:left w:val="nil"/>
+              <w:bottom w:val="nil"/>
+              <w:right w:val="nil"/>
             </w:tcBorders>
             <w:shd w:fill="FFFFFF" w:color="auto" w:val="clear"/>
             <w:vAlign w:val="top"/>
@@ -1126,7 +1127,7 @@
               <w:pStyle w:val="normal1"/>
               <w:spacing w:before="121" w:after="0"/>
               <w:ind/>
-              <w:jc w:val="left"/>
+              <w:jc w:val="center"/>
               <w:tabs>
                 <w:tab w:val="clear" w:pos="720"/>
                 <w:tab w:val="left" w:pos="750"/>
@@ -1146,7 +1147,7 @@
               <w:pStyle w:val="normal1"/>
               <w:spacing w:before="0" w:after="0"/>
               <w:ind/>
-              <w:jc w:val="left"/>
+              <w:jc w:val="center"/>
               <w:rPr>
                 <w:rFonts w:ascii="Calibri" w:eastAsia="Calibri" w:hAnsi="Calibri" w:cs="Calibri"/>
                 <w:sz w:val="22"/>
@@ -1165,10 +1166,10 @@
               <w:right w:w="56" w:type="dxa"/>
             </w:tcMar>
             <w:tcBorders>
-              <w:top w:val="single" w:color="000000" w:sz="8" w:space="0"/>
-              <w:left w:val="single" w:color="000000" w:sz="8" w:space="0"/>
-              <w:bottom w:val="single" w:color="000000" w:sz="8" w:space="0"/>
-              <w:right w:val="single" w:color="000000" w:sz="8" w:space="0"/>
+              <w:top w:val="nil"/>
+              <w:left w:val="nil"/>
+              <w:bottom w:val="nil"/>
+              <w:right w:val="nil"/>
             </w:tcBorders>
             <w:shd w:fill="FFFFFF" w:color="auto" w:val="clear"/>
             <w:vAlign w:val="top"/>
@@ -1179,7 +1180,7 @@
               <w:pStyle w:val="normal1"/>
               <w:spacing w:before="0" w:after="0"/>
               <w:ind/>
-              <w:jc w:val="left"/>
+              <w:jc w:val="center"/>
               <w:rPr>
                 <w:color w:val="000000"/>
               </w:rPr>
@@ -1196,10 +1197,10 @@
               <w:right w:w="56" w:type="dxa"/>
             </w:tcMar>
             <w:tcBorders>
-              <w:top w:val="single" w:color="000000" w:sz="8" w:space="0"/>
-              <w:left w:val="single" w:color="000000" w:sz="8" w:space="0"/>
-              <w:bottom w:val="single" w:color="000000" w:sz="8" w:space="0"/>
-              <w:right w:val="single" w:color="000000" w:sz="8" w:space="0"/>
+              <w:top w:val="nil"/>
+              <w:left w:val="nil"/>
+              <w:bottom w:val="nil"/>
+              <w:right w:val="nil"/>
             </w:tcBorders>
             <w:shd w:fill="FFFFFF" w:color="auto" w:val="clear"/>
             <w:vAlign w:val="top"/>
@@ -1208,8 +1209,8 @@
             <w:pPr>
               <w:pBdr/>
               <w:pStyle w:val="normal1"/>
-              <w:spacing w:before="0" w:after="0" w:line="278" w:lineRule="auto"/>
-              <w:ind w:right="314"/>
+              <w:spacing w:before="0" w:beforeAutospacing="false" w:after="0" w:afterAutospacing="false" w:line="278" w:lineRule="auto"/>
+              <w:ind w:right="0"/>
               <w:jc w:val="left"/>
               <w:rPr>
                 <w:color w:val="000000"/>
@@ -1231,8 +1232,8 @@
             <w:pPr>
               <w:pBdr/>
               <w:pStyle w:val="normal1"/>
-              <w:spacing w:before="0" w:after="0" w:line="278" w:lineRule="auto"/>
-              <w:ind w:right="314"/>
+              <w:spacing w:before="0" w:beforeAutospacing="false" w:after="0" w:afterAutospacing="false" w:line="278" w:lineRule="auto"/>
+              <w:ind w:right="0"/>
               <w:jc w:val="left"/>
               <w:rPr>
                 <w:color w:val="000000"/>
@@ -1254,8 +1255,8 @@
             <w:pPr>
               <w:pBdr/>
               <w:pStyle w:val="normal1"/>
-              <w:spacing w:before="0" w:after="0" w:line="278" w:lineRule="auto"/>
-              <w:ind w:right="314"/>
+              <w:spacing w:before="0" w:beforeAutospacing="false" w:after="0" w:afterAutospacing="false" w:line="278" w:lineRule="auto"/>
+              <w:ind w:right="0"/>
               <w:jc w:val="left"/>
               <w:rPr>
                 <w:color w:val="000000"/>
@@ -1277,8 +1278,8 @@
             <w:pPr>
               <w:pBdr/>
               <w:pStyle w:val="normal1"/>
-              <w:spacing w:before="0" w:after="0" w:line="278" w:lineRule="auto"/>
-              <w:ind w:right="314"/>
+              <w:spacing w:before="0" w:beforeAutospacing="false" w:after="0" w:afterAutospacing="false" w:line="278" w:lineRule="auto"/>
+              <w:ind w:right="0"/>
               <w:jc w:val="left"/>
               <w:rPr>
                 <w:color w:val="000000"/>
@@ -1291,8 +1292,8 @@
             <w:pPr>
               <w:pBdr/>
               <w:pStyle w:val="normal1"/>
-              <w:spacing w:before="0" w:after="0" w:line="278" w:lineRule="auto"/>
-              <w:ind w:right="314"/>
+              <w:spacing w:before="0" w:beforeAutospacing="false" w:after="0" w:afterAutospacing="false" w:line="278" w:lineRule="auto"/>
+              <w:ind w:right="0"/>
               <w:jc w:val="left"/>
               <w:rPr>
                 <w:color w:val="000000"/>
@@ -1314,8 +1315,8 @@
             <w:pPr>
               <w:pBdr/>
               <w:pStyle w:val="normal1"/>
-              <w:spacing w:before="0" w:after="0" w:line="278" w:lineRule="auto"/>
-              <w:ind w:right="314"/>
+              <w:spacing w:before="0" w:beforeAutospacing="false" w:after="0" w:afterAutospacing="false" w:line="278" w:lineRule="auto"/>
+              <w:ind w:right="0"/>
               <w:jc w:val="left"/>
               <w:rPr>
                 <w:color w:val="000000"/>
@@ -1337,8 +1338,8 @@
             <w:pPr>
               <w:pBdr/>
               <w:pStyle w:val="normal1"/>
-              <w:spacing w:before="0" w:after="0" w:line="278" w:lineRule="auto"/>
-              <w:ind w:right="314"/>
+              <w:spacing w:before="0" w:beforeAutospacing="false" w:after="0" w:afterAutospacing="false" w:line="278" w:lineRule="auto"/>
+              <w:ind w:right="0"/>
               <w:jc w:val="left"/>
               <w:rPr>
                 <w:color w:val="000000"/>
@@ -1360,8 +1361,8 @@
             <w:pPr>
               <w:pBdr/>
               <w:pStyle w:val="normal1"/>
-              <w:spacing w:before="0" w:after="0" w:line="278" w:lineRule="auto"/>
-              <w:ind w:right="314"/>
+              <w:spacing w:before="0" w:beforeAutospacing="false" w:after="0" w:afterAutospacing="false" w:line="278" w:lineRule="auto"/>
+              <w:ind w:right="0"/>
               <w:jc w:val="left"/>
               <w:rPr>
                 <w:color w:val="000000"/>
@@ -1383,8 +1384,8 @@
             <w:pPr>
               <w:pBdr/>
               <w:pStyle w:val="normal1"/>
-              <w:spacing w:before="0" w:after="0" w:line="278" w:lineRule="auto"/>
-              <w:ind w:right="314"/>
+              <w:spacing w:before="0" w:beforeAutospacing="false" w:after="0" w:afterAutospacing="false" w:line="278" w:lineRule="auto"/>
+              <w:ind w:right="0"/>
               <w:jc w:val="left"/>
               <w:rPr>
                 <w:color w:val="000000"/>
@@ -1406,8 +1407,8 @@
             <w:pPr>
               <w:pBdr/>
               <w:pStyle w:val="normal1"/>
-              <w:spacing w:before="0" w:after="0" w:line="278" w:lineRule="auto"/>
-              <w:ind w:right="314"/>
+              <w:spacing w:before="0" w:beforeAutospacing="false" w:after="0" w:afterAutospacing="false" w:line="278" w:lineRule="auto"/>
+              <w:ind w:right="0"/>
               <w:jc w:val="left"/>
               <w:rPr>
                 <w:color w:val="000000"/>
@@ -1436,10 +1437,10 @@
               <w:right w:w="56" w:type="dxa"/>
             </w:tcMar>
             <w:tcBorders>
-              <w:top w:val="single" w:color="000000" w:sz="8" w:space="0"/>
-              <w:left w:val="single" w:color="000000" w:sz="8" w:space="0"/>
-              <w:bottom w:val="single" w:color="000000" w:sz="8" w:space="0"/>
-              <w:right w:val="single" w:color="000000" w:sz="8" w:space="0"/>
+              <w:top w:val="nil"/>
+              <w:left w:val="nil"/>
+              <w:bottom w:val="nil"/>
+              <w:right w:val="nil"/>
             </w:tcBorders>
             <w:shd w:fill="FFFFFF" w:color="auto" w:val="clear"/>
             <w:vAlign w:val="top"/>
@@ -1467,10 +1468,10 @@
               <w:right w:w="56" w:type="dxa"/>
             </w:tcMar>
             <w:tcBorders>
-              <w:top w:val="single" w:color="000000" w:sz="8" w:space="0"/>
-              <w:left w:val="single" w:color="000000" w:sz="8" w:space="0"/>
-              <w:bottom w:val="single" w:color="000000" w:sz="8" w:space="0"/>
-              <w:right w:val="single" w:color="000000" w:sz="8" w:space="0"/>
+              <w:top w:val="nil"/>
+              <w:left w:val="nil"/>
+              <w:bottom w:val="nil"/>
+              <w:right w:val="nil"/>
             </w:tcBorders>
             <w:shd w:fill="FFFFFF" w:color="auto" w:val="clear"/>
             <w:vAlign w:val="center"/>
@@ -1549,10 +1550,10 @@
           <w:tcPr>
             <w:tcW w:w="425" w:type="dxa"/>
             <w:tcBorders>
-              <w:top w:val="single" w:color="000000" w:sz="8" w:space="0"/>
-              <w:left w:val="single" w:color="000000" w:sz="8" w:space="0"/>
-              <w:bottom w:val="single" w:color="000000" w:sz="8" w:space="0"/>
-              <w:right w:val="single" w:color="000000" w:sz="8" w:space="0"/>
+              <w:top w:val="nil"/>
+              <w:left w:val="nil"/>
+              <w:bottom w:val="nil"/>
+              <w:right w:val="nil"/>
             </w:tcBorders>
             <w:shd w:fill="FFFFFF" w:color="auto" w:val="clear"/>
             <w:vAlign w:val="top"/>
@@ -1561,7 +1562,7 @@
             <w:pPr>
               <w:pBdr/>
               <w:pStyle w:val="normal1"/>
-              <w:spacing w:before="0" w:beforeAutospacing="false" w:after="0" w:afterAutospacing="false" w:line="240" w:lineRule="auto"/>
+              <w:spacing w:before="10" w:beforeAutospacing="false" w:after="10" w:afterAutospacing="false" w:line="240" w:lineRule="auto"/>
               <w:ind w:right="0"/>
               <w:jc w:val="center"/>
               <w:rPr>
@@ -1585,10 +1586,10 @@
           <w:tcPr>
             <w:tcW w:w="789" w:type="dxa"/>
             <w:tcBorders>
-              <w:top w:val="single" w:color="000000" w:sz="8" w:space="0"/>
-              <w:left w:val="single" w:color="000000" w:sz="8" w:space="0"/>
-              <w:bottom w:val="single" w:color="000000" w:sz="8" w:space="0"/>
-              <w:right w:val="single" w:color="000000" w:sz="8" w:space="0"/>
+              <w:top w:val="nil"/>
+              <w:left w:val="nil"/>
+              <w:bottom w:val="nil"/>
+              <w:right w:val="nil"/>
             </w:tcBorders>
             <w:shd w:fill="FFFFFF" w:color="auto" w:val="clear"/>
             <w:vAlign w:val="top"/>
@@ -1597,7 +1598,7 @@
             <w:pPr>
               <w:pBdr/>
               <w:pStyle w:val="normal1"/>
-              <w:spacing w:before="0" w:beforeAutospacing="false" w:after="0" w:afterAutospacing="false" w:line="240" w:lineRule="auto"/>
+              <w:spacing w:before="10" w:beforeAutospacing="false" w:after="10" w:afterAutospacing="false" w:line="240" w:lineRule="auto"/>
               <w:ind w:right="0"/>
               <w:jc w:val="center"/>
               <w:rPr>
@@ -1621,10 +1622,10 @@
           <w:tcPr>
             <w:tcW w:w="6342" w:type="dxa"/>
             <w:tcBorders>
-              <w:top w:val="single" w:color="000000" w:sz="8" w:space="0"/>
-              <w:left w:val="single" w:color="000000" w:sz="8" w:space="0"/>
-              <w:bottom w:val="single" w:color="000000" w:sz="8" w:space="0"/>
-              <w:right w:val="single" w:color="000000" w:sz="8" w:space="0"/>
+              <w:top w:val="nil"/>
+              <w:left w:val="nil"/>
+              <w:bottom w:val="nil"/>
+              <w:right w:val="nil"/>
             </w:tcBorders>
             <w:shd w:fill="FFFFFF" w:color="auto" w:val="clear"/>
             <w:vAlign w:val="top"/>
@@ -1633,15 +1634,16 @@
             <w:pPr>
               <w:pBdr/>
               <w:pStyle w:val="normal1"/>
-              <w:spacing w:before="0" w:beforeAutospacing="false" w:after="0" w:afterAutospacing="false" w:line="240" w:lineRule="auto"/>
+              <w:spacing w:before="10" w:beforeAutospacing="false" w:after="10" w:afterAutospacing="false" w:line="240" w:lineRule="auto"/>
               <w:ind w:right="0"/>
-              <w:jc w:val="left"/>
+              <w:jc w:val="both"/>
               <w:tabs>
-                <w:tab w:val="left" w:pos="6739.559999999997"/>
-                <w:tab w:val="left" w:pos="6907.559999999999"/>
+                <w:tab w:val="left" w:pos="6739.6002197265625"/>
+                <w:tab w:val="left" w:pos="6907.60009765625"/>
               </w:tabs>
               <w:rPr>
                 <w:color w:val="000000"/>
+                <w:sz w:val="18"/>
               </w:rPr>
             </w:pPr>
             <w:r>
@@ -1649,7 +1651,7 @@
                 <w:rFonts w:ascii="arial" w:eastAsia="arial" w:hAnsi="arial" w:cs="arial"/>
                 <w:b/>
                 <w:color w:val="000000"/>
-                <w:sz w:val="20"/>
+                <w:sz w:val="18"/>
                 <w:szCs w:val="20"/>
               </w:rPr>
               <w:t xml:space="preserve">Material für Badumbau</w:t>
@@ -1660,10 +1662,10 @@
           <w:tcPr>
             <w:tcW w:w="1417" w:type="dxa"/>
             <w:tcBorders>
-              <w:top w:val="single" w:color="000000" w:sz="8" w:space="0"/>
-              <w:left w:val="single" w:color="000000" w:sz="8" w:space="0"/>
-              <w:bottom w:val="single" w:color="000000" w:sz="8" w:space="0"/>
-              <w:right w:val="single" w:color="000000" w:sz="8" w:space="0"/>
+              <w:top w:val="nil"/>
+              <w:left w:val="nil"/>
+              <w:bottom w:val="nil"/>
+              <w:right w:val="nil"/>
             </w:tcBorders>
             <w:shd w:fill="FFFFFF" w:color="auto" w:val="clear"/>
             <w:vAlign w:val="top"/>
@@ -1672,9 +1674,9 @@
             <w:pPr>
               <w:pBdr/>
               <w:pStyle w:val="normal1"/>
-              <w:spacing w:before="0" w:beforeAutospacing="false" w:after="0" w:afterAutospacing="false" w:line="240" w:lineRule="auto"/>
+              <w:spacing w:before="10" w:beforeAutospacing="false" w:after="10" w:afterAutospacing="false" w:line="240" w:lineRule="auto"/>
               <w:ind w:left="0" w:right="0"/>
-              <w:jc w:val="center"/>
+              <w:jc w:val="both"/>
               <w:rPr>
                 <w:rFonts w:ascii="Arial" w:eastAsia="Arial" w:hAnsi="Arial" w:cs="Arial"/>
                 <w:color w:val="000000"/>
@@ -1702,10 +1704,10 @@
               <w:right w:w="0" w:type="dxa"/>
             </w:tcMar>
             <w:tcBorders>
-              <w:top w:val="single" w:color="000000" w:sz="8" w:space="0"/>
-              <w:left w:val="single" w:color="000000" w:sz="8" w:space="0"/>
-              <w:bottom w:val="single" w:color="000000" w:sz="8" w:space="0"/>
-              <w:right w:val="single" w:color="000000" w:sz="8" w:space="0"/>
+              <w:top w:val="nil"/>
+              <w:left w:val="nil"/>
+              <w:bottom w:val="nil"/>
+              <w:right w:val="nil"/>
             </w:tcBorders>
             <w:shd w:fill="FFFFFF" w:color="auto" w:val="clear"/>
             <w:vAlign w:val="top"/>
@@ -1714,9 +1716,9 @@
             <w:pPr>
               <w:pBdr/>
               <w:pStyle w:val="normal1"/>
-              <w:spacing w:before="0" w:beforeAutospacing="false" w:after="0" w:afterAutospacing="false" w:line="240" w:lineRule="auto"/>
+              <w:spacing w:before="10" w:beforeAutospacing="false" w:after="10" w:afterAutospacing="false" w:line="240" w:lineRule="auto"/>
               <w:ind w:right="0"/>
-              <w:jc w:val="center"/>
+              <w:jc w:val="both"/>
               <w:rPr>
                 <w:rFonts w:ascii="Arial" w:eastAsia="Arial" w:hAnsi="Arial" w:cs="Arial"/>
                 <w:sz w:val="20"/>
@@ -1751,10 +1753,10 @@
           <w:tcPr>
             <w:tcW w:w="425" w:type="dxa"/>
             <w:tcBorders>
-              <w:top w:val="single" w:color="000000" w:sz="8" w:space="0"/>
-              <w:left w:val="single" w:color="000000" w:sz="8" w:space="0"/>
-              <w:bottom w:val="single" w:color="000000" w:sz="8" w:space="0"/>
-              <w:right w:val="single" w:color="000000" w:sz="8" w:space="0"/>
+              <w:top w:val="nil"/>
+              <w:left w:val="nil"/>
+              <w:bottom w:val="nil"/>
+              <w:right w:val="nil"/>
             </w:tcBorders>
             <w:shd w:fill="FFFFFF" w:color="auto" w:val="clear"/>
             <w:vAlign w:val="top"/>
@@ -1765,7 +1767,7 @@
               <w:pStyle w:val="normal1"/>
               <w:spacing w:before="0" w:after="0"/>
               <w:ind/>
-              <w:jc w:val="left"/>
+              <w:jc w:val="center"/>
               <w:rPr>
                 <w:color w:val="000000"/>
               </w:rPr>
@@ -1776,10 +1778,10 @@
           <w:tcPr>
             <w:tcW w:w="789" w:type="dxa"/>
             <w:tcBorders>
-              <w:top w:val="single" w:color="000000" w:sz="8" w:space="0"/>
-              <w:left w:val="single" w:color="000000" w:sz="8" w:space="0"/>
-              <w:bottom w:val="single" w:color="000000" w:sz="8" w:space="0"/>
-              <w:right w:val="single" w:color="000000" w:sz="8" w:space="0"/>
+              <w:top w:val="nil"/>
+              <w:left w:val="nil"/>
+              <w:bottom w:val="nil"/>
+              <w:right w:val="nil"/>
             </w:tcBorders>
             <w:shd w:fill="FFFFFF" w:color="auto" w:val="clear"/>
             <w:vAlign w:val="top"/>
@@ -1790,7 +1792,7 @@
               <w:pStyle w:val="normal1"/>
               <w:spacing w:before="0" w:after="0"/>
               <w:ind/>
-              <w:jc w:val="left"/>
+              <w:jc w:val="center"/>
               <w:rPr>
                 <w:color w:val="000000"/>
               </w:rPr>
@@ -1801,10 +1803,10 @@
           <w:tcPr>
             <w:tcW w:w="6342" w:type="dxa"/>
             <w:tcBorders>
-              <w:top w:val="single" w:color="000000" w:sz="8" w:space="0"/>
-              <w:left w:val="single" w:color="000000" w:sz="8" w:space="0"/>
-              <w:bottom w:val="single" w:color="000000" w:sz="8" w:space="0"/>
-              <w:right w:val="single" w:color="000000" w:sz="8" w:space="0"/>
+              <w:top w:val="nil"/>
+              <w:left w:val="nil"/>
+              <w:bottom w:val="nil"/>
+              <w:right w:val="nil"/>
             </w:tcBorders>
             <w:shd w:fill="FFFFFF" w:color="auto" w:val="clear"/>
             <w:vAlign w:val="top"/>
@@ -1813,8 +1815,8 @@
             <w:pPr>
               <w:pBdr/>
               <w:pStyle w:val="normal1"/>
-              <w:spacing w:before="0" w:after="0" w:line="278" w:lineRule="auto"/>
-              <w:ind w:right="314"/>
+              <w:spacing w:before="0" w:beforeAutospacing="false" w:after="0" w:afterAutospacing="false" w:line="278" w:lineRule="auto"/>
+              <w:ind w:right="0"/>
               <w:jc w:val="left"/>
               <w:rPr>
                 <w:rFonts w:ascii="Open Sans" w:eastAsia="Open Sans" w:hAnsi="Open Sans" w:cs="Open Sans"/>
@@ -1837,8 +1839,8 @@
             <w:pPr>
               <w:pBdr/>
               <w:pStyle w:val="normal1"/>
-              <w:spacing w:before="0" w:after="0" w:line="278" w:lineRule="auto"/>
-              <w:ind w:right="314"/>
+              <w:spacing w:before="0" w:beforeAutospacing="false" w:after="0" w:afterAutospacing="false" w:line="278" w:lineRule="auto"/>
+              <w:ind w:right="0"/>
               <w:jc w:val="left"/>
               <w:rPr>
                 <w:rFonts w:ascii="Open Sans" w:eastAsia="Open Sans" w:hAnsi="Open Sans" w:cs="Open Sans"/>
@@ -1861,8 +1863,8 @@
             <w:pPr>
               <w:pBdr/>
               <w:pStyle w:val="normal1"/>
-              <w:spacing w:before="0" w:after="0" w:line="278" w:lineRule="auto"/>
-              <w:ind w:right="314"/>
+              <w:spacing w:before="0" w:beforeAutospacing="false" w:after="0" w:afterAutospacing="false" w:line="278" w:lineRule="auto"/>
+              <w:ind w:right="0"/>
               <w:jc w:val="left"/>
               <w:rPr>
                 <w:color w:val="000000"/>
@@ -1885,10 +1887,10 @@
           <w:tcPr>
             <w:tcW w:w="1417" w:type="dxa"/>
             <w:tcBorders>
-              <w:top w:val="single" w:color="000000" w:sz="8" w:space="0"/>
-              <w:left w:val="single" w:color="000000" w:sz="8" w:space="0"/>
-              <w:bottom w:val="single" w:color="000000" w:sz="8" w:space="0"/>
-              <w:right w:val="single" w:color="000000" w:sz="8" w:space="0"/>
+              <w:top w:val="nil"/>
+              <w:left w:val="nil"/>
+              <w:bottom w:val="nil"/>
+              <w:right w:val="nil"/>
             </w:tcBorders>
             <w:shd w:fill="FFFFFF" w:color="auto" w:val="clear"/>
             <w:vAlign w:val="top"/>
@@ -1910,10 +1912,10 @@
           <w:tcPr>
             <w:tcW w:w="1077" w:type="dxa"/>
             <w:tcBorders>
-              <w:top w:val="single" w:color="000000" w:sz="8" w:space="0"/>
-              <w:left w:val="single" w:color="000000" w:sz="8" w:space="0"/>
-              <w:bottom w:val="single" w:color="000000" w:sz="8" w:space="0"/>
-              <w:right w:val="single" w:color="000000" w:sz="8" w:space="0"/>
+              <w:top w:val="nil"/>
+              <w:left w:val="nil"/>
+              <w:bottom w:val="nil"/>
+              <w:right w:val="nil"/>
             </w:tcBorders>
             <w:shd w:fill="FFFFFF" w:color="auto" w:val="clear"/>
             <w:vAlign w:val="center"/>
@@ -1949,10 +1951,10 @@
           <w:tcPr>
             <w:tcW w:w="425" w:type="dxa"/>
             <w:tcBorders>
-              <w:top w:val="single" w:color="000000" w:sz="8" w:space="0"/>
-              <w:left w:val="single" w:color="000000" w:sz="8" w:space="0"/>
-              <w:bottom w:val="single" w:color="000000" w:sz="8" w:space="0"/>
-              <w:right w:val="single" w:color="000000" w:sz="8" w:space="0"/>
+              <w:top w:val="nil"/>
+              <w:left w:val="nil"/>
+              <w:bottom w:val="nil"/>
+              <w:right w:val="nil"/>
             </w:tcBorders>
             <w:shd w:fill="FFFFFF" w:color="auto" w:val="clear"/>
             <w:vAlign w:val="top"/>
@@ -1976,16 +1978,7 @@
                 <w:sz w:val="18"/>
                 <w:szCs w:val="20"/>
               </w:rPr>
-              <w:t xml:space="preserve">{#hasBonus}{#BonusRows}{Bonu</w:t>
-            </w:r>
-            <w:r>
-              <w:rPr>
-                <w:rFonts w:ascii="Open Sans" w:eastAsia="Open Sans" w:hAnsi="Open Sans" w:cs="Open Sans"/>
-                <w:color w:val="000000"/>
-                <w:sz w:val="18"/>
-                <w:szCs w:val="20"/>
-              </w:rPr>
-              <w:t xml:space="preserve">s}</w:t>
+              <w:t xml:space="preserve">{#hasBonus}{#BonusRows}{Bonus}</w:t>
             </w:r>
           </w:p>
         </w:tc>
@@ -1993,10 +1986,10 @@
           <w:tcPr>
             <w:tcW w:w="789" w:type="dxa"/>
             <w:tcBorders>
-              <w:top w:val="single" w:color="000000" w:sz="8" w:space="0"/>
-              <w:left w:val="single" w:color="000000" w:sz="8" w:space="0"/>
-              <w:bottom w:val="single" w:color="000000" w:sz="8" w:space="0"/>
-              <w:right w:val="single" w:color="000000" w:sz="8" w:space="0"/>
+              <w:top w:val="nil"/>
+              <w:left w:val="nil"/>
+              <w:bottom w:val="nil"/>
+              <w:right w:val="nil"/>
             </w:tcBorders>
             <w:shd w:fill="FFFFFF" w:color="auto" w:val="clear"/>
             <w:vAlign w:val="top"/>
@@ -2028,10 +2021,10 @@
           <w:tcPr>
             <w:tcW w:w="6342" w:type="dxa"/>
             <w:tcBorders>
-              <w:top w:val="single" w:color="000000" w:sz="8" w:space="0"/>
-              <w:left w:val="single" w:color="000000" w:sz="8" w:space="0"/>
-              <w:bottom w:val="single" w:color="000000" w:sz="8" w:space="0"/>
-              <w:right w:val="single" w:color="000000" w:sz="8" w:space="0"/>
+              <w:top w:val="nil"/>
+              <w:left w:val="nil"/>
+              <w:bottom w:val="nil"/>
+              <w:right w:val="nil"/>
             </w:tcBorders>
             <w:shd w:fill="FFFFFF" w:color="auto" w:val="clear"/>
             <w:vAlign w:val="top"/>
@@ -2040,8 +2033,8 @@
             <w:pPr>
               <w:pBdr/>
               <w:pStyle w:val="normal1"/>
-              <w:spacing w:before="0" w:after="0" w:line="278" w:lineRule="auto"/>
-              <w:ind w:right="314"/>
+              <w:spacing w:before="0" w:beforeAutospacing="false" w:after="0" w:afterAutospacing="false" w:line="278" w:lineRule="auto"/>
+              <w:ind w:right="0"/>
               <w:jc w:val="left"/>
               <w:rPr>
                 <w:rFonts w:ascii="Open Sans" w:eastAsia="Open Sans" w:hAnsi="Open Sans" w:cs="Open Sans"/>
@@ -2066,8 +2059,8 @@
             <w:pPr>
               <w:pBdr/>
               <w:pStyle w:val="normal1"/>
-              <w:spacing w:before="0" w:after="0" w:line="278" w:lineRule="auto"/>
-              <w:ind w:right="314"/>
+              <w:spacing w:before="0" w:beforeAutospacing="false" w:after="0" w:afterAutospacing="false" w:line="278" w:lineRule="auto"/>
+              <w:ind w:right="0"/>
               <w:jc w:val="left"/>
               <w:rPr>
                 <w:color w:val="000000"/>
@@ -2090,10 +2083,10 @@
           <w:tcPr>
             <w:tcW w:w="1417" w:type="dxa"/>
             <w:tcBorders>
-              <w:top w:val="single" w:color="000000" w:sz="8" w:space="0"/>
-              <w:left w:val="single" w:color="000000" w:sz="8" w:space="0"/>
-              <w:bottom w:val="single" w:color="000000" w:sz="8" w:space="0"/>
-              <w:right w:val="single" w:color="000000" w:sz="8" w:space="0"/>
+              <w:top w:val="nil"/>
+              <w:left w:val="nil"/>
+              <w:bottom w:val="nil"/>
+              <w:right w:val="nil"/>
             </w:tcBorders>
             <w:shd w:fill="FFFFFF" w:color="auto" w:val="clear"/>
             <w:vAlign w:val="top"/>
@@ -2102,16 +2095,17 @@
             <w:pPr>
               <w:pBdr/>
               <w:pStyle w:val="normal1"/>
-              <w:spacing w:before="0" w:after="0" w:line="278" w:lineRule="auto"/>
-              <w:ind w:right="314"/>
+              <w:spacing w:before="0" w:beforeAutospacing="false" w:after="0" w:afterAutospacing="false" w:line="278" w:lineRule="auto"/>
+              <w:ind w:right="0"/>
               <w:jc w:val="center"/>
               <w:rPr>
-                <w:color w:val="000000"/>
-              </w:rPr>
-            </w:pPr>
-            <w:r>
-              <w:rPr>
-                <w:rFonts w:ascii="Open Sans" w:eastAsia="Open Sans" w:hAnsi="Open Sans" w:cs="Open Sans"/>
+                <w:rFonts w:ascii="Arial" w:eastAsia="Arial" w:hAnsi="Arial" w:cs="Arial"/>
+                <w:color w:val="000000"/>
+              </w:rPr>
+            </w:pPr>
+            <w:r>
+              <w:rPr>
+                <w:rFonts w:ascii="Arial" w:eastAsia="Arial" w:hAnsi="Arial" w:cs="Arial"/>
                 <w:color w:val="000000"/>
                 <w:sz w:val="20"/>
                 <w:szCs w:val="20"/>
@@ -2124,10 +2118,10 @@
           <w:tcPr>
             <w:tcW w:w="1077" w:type="dxa"/>
             <w:tcBorders>
-              <w:top w:val="single" w:color="000000" w:sz="8" w:space="0"/>
-              <w:left w:val="single" w:color="000000" w:sz="8" w:space="0"/>
-              <w:bottom w:val="single" w:color="000000" w:sz="8" w:space="0"/>
-              <w:right w:val="single" w:color="000000" w:sz="8" w:space="0"/>
+              <w:top w:val="nil"/>
+              <w:left w:val="nil"/>
+              <w:bottom w:val="nil"/>
+              <w:right w:val="nil"/>
             </w:tcBorders>
             <w:shd w:fill="FFFFFF" w:color="auto" w:val="clear"/>
             <w:vAlign w:val="top"/>
@@ -2140,12 +2134,13 @@
               <w:ind w:right="0"/>
               <w:jc w:val="center"/>
               <w:rPr>
-                <w:color w:val="000000"/>
-              </w:rPr>
-            </w:pPr>
-            <w:r>
-              <w:rPr>
-                <w:rFonts w:ascii="Open Sans" w:eastAsia="Open Sans" w:hAnsi="Open Sans" w:cs="Open Sans"/>
+                <w:rFonts w:ascii="Arial" w:eastAsia="Arial" w:hAnsi="Arial" w:cs="Arial"/>
+                <w:color w:val="000000"/>
+              </w:rPr>
+            </w:pPr>
+            <w:r>
+              <w:rPr>
+                <w:rFonts w:ascii="Arial" w:eastAsia="Arial" w:hAnsi="Arial" w:cs="Arial"/>
                 <w:color w:val="000000"/>
                 <w:sz w:val="20"/>
                 <w:szCs w:val="20"/>
@@ -2154,7 +2149,7 @@
             </w:r>
             <w:r>
               <w:rPr>
-                <w:rFonts w:ascii="Open Sans" w:eastAsia="Open Sans" w:hAnsi="Open Sans" w:cs="Open Sans"/>
+                <w:rFonts w:ascii="Arial" w:eastAsia="Arial" w:hAnsi="Arial" w:cs="Arial"/>
                 <w:color w:val="000000"/>
                 <w:sz w:val="20"/>
                 <w:szCs w:val="20"/>
@@ -2163,7 +2158,7 @@
             </w:r>
             <w:r>
               <w:rPr>
-                <w:rFonts w:ascii="Open Sans" w:eastAsia="Open Sans" w:hAnsi="Open Sans" w:cs="Open Sans"/>
+                <w:rFonts w:ascii="Arial" w:eastAsia="Arial" w:hAnsi="Arial" w:cs="Arial"/>
                 <w:color w:val="000000"/>
                 <w:sz w:val="20"/>
                 <w:szCs w:val="20"/>
@@ -2232,10 +2227,10 @@
           <w:tcPr>
             <w:tcW w:w="3915" w:type="dxa"/>
             <w:tcBorders>
-              <w:top w:val="single" w:color="000000" w:sz="8" w:space="0"/>
-              <w:left w:val="single" w:color="000000" w:sz="8" w:space="0"/>
-              <w:bottom w:val="single" w:color="000000" w:sz="8" w:space="0"/>
-              <w:right w:val="single" w:color="000000" w:sz="8" w:space="0"/>
+              <w:top w:val="nil"/>
+              <w:left w:val="nil"/>
+              <w:bottom w:val="nil"/>
+              <w:right w:val="nil"/>
             </w:tcBorders>
             <w:shd w:fill="D9D9D9" w:color="auto" w:val="clear"/>
             <w:vAlign w:val="center"/>
@@ -2244,8 +2239,8 @@
             <w:pPr>
               <w:pBdr/>
               <w:pStyle w:val="normal1"/>
-              <w:spacing w:before="56" w:after="0"/>
-              <w:ind w:left="50"/>
+              <w:spacing w:before="0" w:beforeAutospacing="false" w:after="0" w:afterAutospacing="false" w:line="240" w:lineRule="auto"/>
+              <w:ind w:left="50" w:right="0"/>
               <w:jc w:val="left"/>
               <w:rPr>
                 <w:rFonts w:ascii="Calibri" w:eastAsia="Calibri" w:hAnsi="Calibri" w:cs="Calibri"/>
@@ -2278,10 +2273,10 @@
           <w:tcPr>
             <w:tcW w:w="915" w:type="dxa"/>
             <w:tcBorders>
-              <w:top w:val="single" w:color="000000" w:sz="8" w:space="0"/>
-              <w:left w:val="single" w:color="000000" w:sz="8" w:space="0"/>
-              <w:bottom w:val="single" w:color="000000" w:sz="8" w:space="0"/>
-              <w:right w:val="single" w:color="000000" w:sz="8" w:space="0"/>
+              <w:top w:val="nil"/>
+              <w:left w:val="nil"/>
+              <w:bottom w:val="nil"/>
+              <w:right w:val="nil"/>
             </w:tcBorders>
             <w:shd w:fill="D9D9D9" w:color="auto" w:val="clear"/>
             <w:vAlign w:val="center"/>
@@ -2303,10 +2298,10 @@
           <w:tcPr>
             <w:tcW w:w="2102" w:type="dxa"/>
             <w:tcBorders>
-              <w:top w:val="single" w:color="000000" w:sz="8" w:space="0"/>
-              <w:left w:val="single" w:color="000000" w:sz="8" w:space="0"/>
-              <w:bottom w:val="single" w:color="000000" w:sz="8" w:space="0"/>
-              <w:right w:val="single" w:color="000000" w:sz="8" w:space="0"/>
+              <w:top w:val="nil"/>
+              <w:left w:val="nil"/>
+              <w:bottom w:val="nil"/>
+              <w:right w:val="nil"/>
             </w:tcBorders>
             <w:shd w:fill="D9D9D9" w:color="auto" w:val="clear"/>
             <w:vAlign w:val="center"/>
@@ -2328,10 +2323,10 @@
           <w:tcPr>
             <w:tcW w:w="2728" w:type="dxa"/>
             <w:tcBorders>
-              <w:top w:val="single" w:color="000000" w:sz="8" w:space="0"/>
-              <w:left w:val="single" w:color="000000" w:sz="8" w:space="0"/>
-              <w:bottom w:val="single" w:color="000000" w:sz="8" w:space="0"/>
-              <w:right w:val="single" w:color="000000" w:sz="8" w:space="0"/>
+              <w:top w:val="nil"/>
+              <w:left w:val="nil"/>
+              <w:bottom w:val="nil"/>
+              <w:right w:val="nil"/>
             </w:tcBorders>
             <w:shd w:fill="D9D9D9" w:color="auto" w:val="clear"/>
             <w:vAlign w:val="center"/>
@@ -2340,8 +2335,8 @@
             <w:pPr>
               <w:pBdr/>
               <w:pStyle w:val="normal1"/>
-              <w:spacing w:before="0" w:after="0" w:line="278" w:lineRule="auto"/>
-              <w:ind w:right="314"/>
+              <w:spacing w:before="0" w:beforeAutospacing="false" w:after="0" w:afterAutospacing="false" w:line="278" w:lineRule="auto"/>
+              <w:ind w:right="0"/>
               <w:jc w:val="right"/>
               <w:rPr>
                 <w:color w:val="000000"/>
@@ -2386,10 +2381,10 @@
           <w:tcPr>
             <w:tcW w:w="3915" w:type="dxa"/>
             <w:tcBorders>
-              <w:top w:val="single" w:color="FFFFFF" w:sz="8" w:space="0"/>
-              <w:left w:val="single" w:color="FFFFFF" w:sz="8" w:space="0"/>
-              <w:bottom w:val="single" w:color="FFFFFF" w:sz="8" w:space="0"/>
-              <w:right w:val="single" w:color="FFFFFF" w:sz="8" w:space="0"/>
+              <w:top w:val="nil"/>
+              <w:left w:val="nil"/>
+              <w:bottom w:val="nil"/>
+              <w:right w:val="nil"/>
             </w:tcBorders>
             <w:shd w:fill="FFFFFF" w:color="auto" w:val="clear"/>
             <w:vAlign w:val="center"/>
@@ -2398,8 +2393,8 @@
             <w:pPr>
               <w:pBdr/>
               <w:pStyle w:val="normal1"/>
-              <w:spacing w:before="57" w:after="0"/>
-              <w:ind/>
+              <w:spacing w:before="0" w:beforeAutospacing="false" w:after="0" w:afterAutospacing="false" w:line="240" w:lineRule="auto"/>
+              <w:ind w:right="0"/>
               <w:jc w:val="left"/>
               <w:rPr>
                 <w:rFonts w:ascii="Calibri" w:eastAsia="Calibri" w:hAnsi="Calibri" w:cs="Calibri"/>
@@ -2432,10 +2427,10 @@
           <w:tcPr>
             <w:tcW w:w="915" w:type="dxa"/>
             <w:tcBorders>
-              <w:top w:val="single" w:color="FFFFFF" w:sz="8" w:space="0"/>
-              <w:left w:val="single" w:color="FFFFFF" w:sz="8" w:space="0"/>
-              <w:bottom w:val="single" w:color="FFFFFF" w:sz="8" w:space="0"/>
-              <w:right w:val="single" w:color="FFFFFF" w:sz="8" w:space="0"/>
+              <w:top w:val="nil"/>
+              <w:left w:val="nil"/>
+              <w:bottom w:val="nil"/>
+              <w:right w:val="nil"/>
             </w:tcBorders>
             <w:shd w:fill="FFFFFF" w:color="auto" w:val="clear"/>
             <w:vAlign w:val="center"/>
@@ -2457,10 +2452,10 @@
           <w:tcPr>
             <w:tcW w:w="2102" w:type="dxa"/>
             <w:tcBorders>
-              <w:top w:val="single" w:color="FFFFFF" w:sz="8" w:space="0"/>
-              <w:left w:val="single" w:color="FFFFFF" w:sz="8" w:space="0"/>
-              <w:bottom w:val="single" w:color="FFFFFF" w:sz="8" w:space="0"/>
-              <w:right w:val="single" w:color="FFFFFF" w:sz="8" w:space="0"/>
+              <w:top w:val="nil"/>
+              <w:left w:val="nil"/>
+              <w:bottom w:val="nil"/>
+              <w:right w:val="nil"/>
             </w:tcBorders>
             <w:shd w:fill="FFFFFF" w:color="auto" w:val="clear"/>
             <w:vAlign w:val="center"/>
@@ -2482,10 +2477,10 @@
           <w:tcPr>
             <w:tcW w:w="2728" w:type="dxa"/>
             <w:tcBorders>
-              <w:top w:val="single" w:color="FFFFFF" w:sz="8" w:space="0"/>
-              <w:left w:val="single" w:color="FFFFFF" w:sz="8" w:space="0"/>
-              <w:bottom w:val="single" w:color="FFFFFF" w:sz="8" w:space="0"/>
-              <w:right w:val="single" w:color="FFFFFF" w:sz="8" w:space="0"/>
+              <w:top w:val="nil"/>
+              <w:left w:val="nil"/>
+              <w:bottom w:val="nil"/>
+              <w:right w:val="nil"/>
             </w:tcBorders>
             <w:shd w:fill="FFFFFF" w:color="auto" w:val="clear"/>
             <w:vAlign w:val="center"/>
@@ -2494,8 +2489,8 @@
             <w:pPr>
               <w:pBdr/>
               <w:pStyle w:val="normal1"/>
-              <w:spacing w:before="0" w:after="0" w:line="278" w:lineRule="auto"/>
-              <w:ind w:right="314"/>
+              <w:spacing w:before="0" w:beforeAutospacing="false" w:after="0" w:afterAutospacing="false" w:line="278" w:lineRule="auto"/>
+              <w:ind w:right="0"/>
               <w:jc w:val="right"/>
               <w:rPr>
                 <w:color w:val="000000"/>
